--- a/downloads/intro-transcript-outro/16_E10.docx
+++ b/downloads/intro-transcript-outro/16_E10.docx
@@ -34,7 +34,23 @@
         <w:rPr>
           <w:color w:val="2EAF7D"/>
         </w:rPr>
-        <w:t xml:space="preserve">Quelle voie : licence à une entreprise existante, création de start-up, logiciel libre, prestation… Ce n’est pas toujours « fonder une société ».</w:t>
+        <w:t xml:space="preserve">La chorale a raconté des voies différentes. Virginia va les ordonner.</w:t>
+      </w:r>
+    </w:p>
+    <w:p>
+      <w:r>
+        <w:rPr>
+          <w:color w:val="2EAF7D"/>
+        </w:rPr>
+        <w:t xml:space="preserve">La voie suit le marché, la PI que vous venez de travailler, et l’équipe — pas un modèle unique « Paris-Saclay start-up ».</w:t>
+      </w:r>
+    </w:p>
+    <w:p>
+      <w:r>
+        <w:rPr>
+          <w:color w:val="2EAF7D"/>
+        </w:rPr>
+        <w:t xml:space="preserve">Écoutez ce qui décide, concrètement.</w:t>
       </w:r>
     </w:p>
     <w:p>
@@ -341,7 +357,15 @@
         <w:rPr>
           <w:color w:val="F48C2E"/>
         </w:rPr>
-        <w:t xml:space="preserve">La voie suit le marché, la PI et l’équipe — pas un modèle unique Paris-Saclay.</w:t>
+        <w:t xml:space="preserve">Vous avez une voie. Encore faut-il l’écrire.</w:t>
+      </w:r>
+    </w:p>
+    <w:p>
+      <w:r>
+        <w:rPr>
+          <w:color w:val="F48C2E"/>
+        </w:rPr>
+        <w:t xml:space="preserve">Soizic, ensuite, traduit le transfert en mécanismes juridiques : sans contrat clair, la PI, les redevances et les responsabilités restent dans le flou — exactement ce que le grain précédent nous a appris à éviter à l’oral.</w:t>
       </w:r>
     </w:p>
     <w:sectPr>

--- a/downloads/intro-transcript-outro/16_E10.docx
+++ b/downloads/intro-transcript-outro/16_E10.docx
@@ -24,7 +24,7 @@
       </w:pPr>
       <w:r>
         <w:rPr>
-          <w:color w:val="2EAF7D"/>
+          <w:color w:val="00AE69"/>
         </w:rPr>
         <w:t xml:space="preserve">Intro</w:t>
       </w:r>
@@ -32,7 +32,7 @@
     <w:p>
       <w:r>
         <w:rPr>
-          <w:color w:val="2EAF7D"/>
+          <w:color w:val="00AE69"/>
         </w:rPr>
         <w:t xml:space="preserve">La chorale a raconté des voies différentes. Virginia va les ordonner.</w:t>
       </w:r>
@@ -40,7 +40,7 @@
     <w:p>
       <w:r>
         <w:rPr>
-          <w:color w:val="2EAF7D"/>
+          <w:color w:val="00AE69"/>
         </w:rPr>
         <w:t xml:space="preserve">La voie suit le marché, la PI que vous venez de travailler, et l’équipe — pas un modèle unique « Paris-Saclay start-up ».</w:t>
       </w:r>
@@ -48,7 +48,7 @@
     <w:p>
       <w:r>
         <w:rPr>
-          <w:color w:val="2EAF7D"/>
+          <w:color w:val="00AE69"/>
         </w:rPr>
         <w:t xml:space="preserve">Écoutez ce qui décide, concrètement.</w:t>
       </w:r>
@@ -347,7 +347,7 @@
       </w:pPr>
       <w:r>
         <w:rPr>
-          <w:color w:val="F48C2E"/>
+          <w:color w:val="F0821A"/>
         </w:rPr>
         <w:t xml:space="preserve">Outro</w:t>
       </w:r>
@@ -355,7 +355,7 @@
     <w:p>
       <w:r>
         <w:rPr>
-          <w:color w:val="F48C2E"/>
+          <w:color w:val="F0821A"/>
         </w:rPr>
         <w:t xml:space="preserve">Vous avez une voie. Encore faut-il l’écrire.</w:t>
       </w:r>
@@ -363,7 +363,7 @@
     <w:p>
       <w:r>
         <w:rPr>
-          <w:color w:val="F48C2E"/>
+          <w:color w:val="F0821A"/>
         </w:rPr>
         <w:t xml:space="preserve">Soizic, ensuite, traduit le transfert en mécanismes juridiques : sans contrat clair, la PI, les redevances et les responsabilités restent dans le flou — exactement ce que le grain précédent nous a appris à éviter à l’oral.</w:t>
       </w:r>
@@ -398,7 +398,7 @@
       <w:b/>
       <w:sz w:val="36"/>
       <w:szCs w:val="36"/>
-      <w:color w:val="580F45"/>
+      <w:color w:val="63003C"/>
     </w:rPr>
   </w:style>
   <w:style w:type="paragraph" w:styleId="Heading2">
@@ -414,7 +414,7 @@
       <w:b/>
       <w:sz w:val="26"/>
       <w:szCs w:val="26"/>
-      <w:color w:val="F48C2E"/>
+      <w:color w:val="F0821A"/>
     </w:rPr>
   </w:style>
 </w:styles>
